--- a/Backend/Director_Disclosure/Output_Disclosures/2024-25/TRIBASTION_TECHNOLOGIES_PRIVATE_LIMITED/MBP-1/MBP1_ISHIKA_JAIN_10547450.docx
+++ b/Backend/Director_Disclosure/Output_Disclosures/2024-25/TRIBASTION_TECHNOLOGIES_PRIVATE_LIMITED/MBP-1/MBP1_ISHIKA_JAIN_10547450.docx
@@ -710,7 +710,7 @@
                 <w:sz w:val="18"/>
                 <w:u w:val="none"/>
               </w:rPr>
-              <w:t>Date:   11th May, 2026</w:t>
+              <w:t>Date:   15th May, 2026</w:t>
             </w:r>
           </w:p>
         </w:tc>
@@ -1747,7 +1747,7 @@
                 <w:sz w:val="18"/>
                 <w:u w:val="none"/>
               </w:rPr>
-              <w:t>Date:   11th May, 2026</w:t>
+              <w:t>Date:   15th May, 2026</w:t>
             </w:r>
           </w:p>
         </w:tc>
@@ -1908,7 +1908,7 @@
           <w:sz w:val="20"/>
           <w:u w:val="none"/>
         </w:rPr>
-        <w:t>11th May, 2026</w:t>
+        <w:t>15th May, 2026</w:t>
       </w:r>
     </w:p>
     <w:p>

--- a/Backend/Director_Disclosure/Output_Disclosures/2024-25/TRIBASTION_TECHNOLOGIES_PRIVATE_LIMITED/MBP-1/MBP1_ISHIKA_JAIN_10547450.docx
+++ b/Backend/Director_Disclosure/Output_Disclosures/2024-25/TRIBASTION_TECHNOLOGIES_PRIVATE_LIMITED/MBP-1/MBP1_ISHIKA_JAIN_10547450.docx
@@ -710,7 +710,7 @@
                 <w:sz w:val="18"/>
                 <w:u w:val="none"/>
               </w:rPr>
-              <w:t>Date:   15th May, 2026</w:t>
+              <w:t>Date:   27th May, 2026</w:t>
             </w:r>
           </w:p>
         </w:tc>
@@ -1747,7 +1747,7 @@
                 <w:sz w:val="18"/>
                 <w:u w:val="none"/>
               </w:rPr>
-              <w:t>Date:   15th May, 2026</w:t>
+              <w:t>Date:   27th May, 2026</w:t>
             </w:r>
           </w:p>
         </w:tc>
@@ -1908,7 +1908,7 @@
           <w:sz w:val="20"/>
           <w:u w:val="none"/>
         </w:rPr>
-        <w:t>15th May, 2026</w:t>
+        <w:t>27th May, 2026</w:t>
       </w:r>
     </w:p>
     <w:p>

--- a/Backend/Director_Disclosure/Output_Disclosures/2024-25/TRIBASTION_TECHNOLOGIES_PRIVATE_LIMITED/MBP-1/MBP1_ISHIKA_JAIN_10547450.docx
+++ b/Backend/Director_Disclosure/Output_Disclosures/2024-25/TRIBASTION_TECHNOLOGIES_PRIVATE_LIMITED/MBP-1/MBP1_ISHIKA_JAIN_10547450.docx
@@ -710,7 +710,7 @@
                 <w:sz w:val="18"/>
                 <w:u w:val="none"/>
               </w:rPr>
-              <w:t>Date:   27th May, 2026</w:t>
+              <w:t>Date:   09th June, 2026</w:t>
             </w:r>
           </w:p>
         </w:tc>
@@ -1747,7 +1747,7 @@
                 <w:sz w:val="18"/>
                 <w:u w:val="none"/>
               </w:rPr>
-              <w:t>Date:   27th May, 2026</w:t>
+              <w:t>Date:   09th June, 2026</w:t>
             </w:r>
           </w:p>
         </w:tc>
@@ -1908,7 +1908,7 @@
           <w:sz w:val="20"/>
           <w:u w:val="none"/>
         </w:rPr>
-        <w:t>27th May, 2026</w:t>
+        <w:t>09th June, 2026</w:t>
       </w:r>
     </w:p>
     <w:p>
